--- a/docs/pack-commercial/GUIDE-COLLABORATEUR.docx
+++ b/docs/pack-commercial/GUIDE-COLLABORATEUR.docx
@@ -1070,7 +1070,7 @@
           <w:sz w:val="20"/>
           <w:szCs w:val="20"/>
         </w:rPr>
-        <w:t xml:space="preserve">Vous facturez IDEA FORMA (jamais les garages) : 65 % du CA secrétariat HT des garages affectés.</w:t>
+        <w:t>Vous facturez IDEA FORMA (jamais les garages) : les heures du forfait de chaque garage affecté × votre taux horaire (17 € HT / h au démarrage, négociable), pour chaque mois encaissé par IDEA FORMA.</w:t>
       </w:r>
     </w:p>
     <w:p>
@@ -1089,7 +1089,7 @@
           <w:sz w:val="20"/>
           <w:szCs w:val="20"/>
         </w:rPr>
-        <w:t xml:space="preserve">Repères à la grille actuelle : Starter 10 h → 267,15 € / garage ; Confort 20 h → 507,65 € ; Sérénité 40 h → 969,15 € ; heure hors forfait → 29,25 €.</w:t>
+        <w:t>Repères à 17 € / h : Starter 10 h → 170 € / garage et par mois ; Confort 20 h → 340 € ; Sérénité 40 h → 680 € ; heure hors forfait validée par le garage → 17 €. Une remise accordée au garage par le commercial ne change rien à votre rémunération.</w:t>
       </w:r>
     </w:p>
     <w:p>

--- a/docs/pack-commercial/GUIDE-COLLABORATEUR.docx
+++ b/docs/pack-commercial/GUIDE-COLLABORATEUR.docx
@@ -1089,7 +1089,7 @@
           <w:sz w:val="20"/>
           <w:szCs w:val="20"/>
         </w:rPr>
-        <w:t>Repères à 17 € / h : Starter 10 h → 170 € / garage et par mois ; Confort 20 h → 340 € ; Sérénité 40 h → 680 € ; heure hors forfait validée par le garage → 17 €. Une remise accordée au garage par le commercial ne change rien à votre rémunération.</w:t>
+        <w:t>Repères à 17 € / h : Starter 10 h / mois → 170 € / garage et par mois ; Confort 20 h / mois → 340 € ; Sérénité 40 h / mois → 680 € ; heure hors forfait validée par le garage → 17 €. Une remise accordée au garage par le commercial ne change rien à votre rémunération.</w:t>
       </w:r>
     </w:p>
     <w:p>

--- a/docs/pack-commercial/GUIDE-COLLABORATEUR.docx
+++ b/docs/pack-commercial/GUIDE-COLLABORATEUR.docx
@@ -1360,7 +1360,7 @@
                 <w:sz w:val="19"/>
                 <w:szCs w:val="19"/>
               </w:rPr>
-              <w:t xml:space="preserve">contact.ideaforma@gmail.com</w:t>
+              <w:t xml:space="preserve">contact@myeasyauto.fr</w:t>
             </w:r>
           </w:p>
         </w:tc>
